--- a/download/notice.docx
+++ b/download/notice.docx
@@ -2,7 +2,7 @@
 <file path=word/document.xml><?xml version="1.0" encoding="utf-8"?>
 <w:document xmlns:w="http://schemas.openxmlformats.org/wordprocessingml/2006/main" xmlns:m="http://schemas.openxmlformats.org/officeDocument/2006/math" xmlns:r="http://schemas.openxmlformats.org/officeDocument/2006/relationships" xmlns:o="urn:schemas-microsoft-com:office:office" xmlns:v="urn:schemas-microsoft-com:vml" xmlns:w10="urn:schemas-microsoft-com:office:word" xmlns:a="http://schemas.openxmlformats.org/drawingml/2006/main" xmlns:pic="http://schemas.openxmlformats.org/drawingml/2006/picture" xmlns:wp="http://schemas.openxmlformats.org/drawingml/2006/wordprocessingDrawing">
   <w:body>
-    <w:bookmarkStart w:id="45" w:name="notice"/>
+    <w:bookmarkStart w:id="45" w:name="_notice"/>
     <w:p>
       <w:pPr>
         <w:pStyle w:val="Overskrift1"/>
@@ -41,7 +41,7 @@
         <w:t xml:space="preserve">.</w:t>
       </w:r>
     </w:p>
-    <w:bookmarkStart w:id="21" w:name="context"/>
+    <w:bookmarkStart w:id="21" w:name="_context"/>
     <w:p>
       <w:pPr>
         <w:pStyle w:val="Overskrift2"/>
@@ -440,6 +440,52 @@
               <w:pStyle w:val="Compact"/>
             </w:pPr>
             <w:r>
+              <w:t xml:space="preserve">no.elhub.flex.controllable_unit.service_providing_group.product_duplication</w:t>
+            </w:r>
+          </w:p>
+        </w:tc>
+        <w:tc>
+          <w:tcPr/>
+          <w:p>
+            <w:pPr>
+              <w:pStyle w:val="Compact"/>
+            </w:pPr>
+            <w:r>
+              <w:t xml:space="preserve">Inconsistency: CU registered in multiple SPGs with active applications for the same product</w:t>
+            </w:r>
+          </w:p>
+        </w:tc>
+        <w:tc>
+          <w:tcPr/>
+          <w:p>
+            <w:pPr>
+              <w:pStyle w:val="Compact"/>
+            </w:pPr>
+            <w:r>
+              <w:t xml:space="preserve">PSO</w:t>
+            </w:r>
+          </w:p>
+        </w:tc>
+        <w:tc>
+          <w:tcPr/>
+          <w:p>
+            <w:pPr>
+              <w:pStyle w:val="Compact"/>
+            </w:pPr>
+            <w:r>
+              <w:t xml:space="preserve">Remove the CU from one of the SPGs or cancel one of the conflicting product applications</w:t>
+            </w:r>
+          </w:p>
+        </w:tc>
+      </w:tr>
+      <w:tr>
+        <w:tc>
+          <w:tcPr/>
+          <w:p>
+            <w:pPr>
+              <w:pStyle w:val="Compact"/>
+            </w:pPr>
+            <w:r>
               <w:t xml:space="preserve">no.elhub.flex.party.missing</w:t>
             </w:r>
           </w:p>
@@ -1124,7 +1170,7 @@
       </w:tr>
     </w:tbl>
     <w:bookmarkEnd w:id="21"/>
-    <w:bookmarkStart w:id="24" w:name="relevant-links"/>
+    <w:bookmarkStart w:id="24" w:name="_79afa4f38a91732ffbb4c55883dc88cdfa88c95"/>
     <w:p>
       <w:pPr>
         <w:pStyle w:val="Overskrift2"/>
@@ -1168,7 +1214,7 @@
       </w:hyperlink>
     </w:p>
     <w:bookmarkEnd w:id="24"/>
-    <w:bookmarkStart w:id="26" w:name="fields"/>
+    <w:bookmarkStart w:id="26" w:name="_fields"/>
     <w:p>
       <w:pPr>
         <w:pStyle w:val="Overskrift2"/>
@@ -1674,7 +1720,7 @@
       </w:tr>
     </w:tbl>
     <w:bookmarkEnd w:id="26"/>
-    <w:bookmarkStart w:id="27" w:name="validation-rules"/>
+    <w:bookmarkStart w:id="27" w:name="_59f998a8f2e664043807375c511f11331608f95"/>
     <w:p>
       <w:pPr>
         <w:pStyle w:val="Overskrift2"/>
@@ -1692,7 +1738,7 @@
       </w:r>
     </w:p>
     <w:bookmarkEnd w:id="27"/>
-    <w:bookmarkStart w:id="28" w:name="notifications"/>
+    <w:bookmarkStart w:id="28" w:name="_notifications"/>
     <w:p>
       <w:pPr>
         <w:pStyle w:val="Overskrift2"/>
@@ -1710,7 +1756,7 @@
       </w:r>
     </w:p>
     <w:bookmarkEnd w:id="28"/>
-    <w:bookmarkStart w:id="44" w:name="authorization"/>
+    <w:bookmarkStart w:id="44" w:name="_authorization"/>
     <w:p>
       <w:pPr>
         <w:pStyle w:val="Overskrift2"/>
@@ -1719,7 +1765,7 @@
         <w:t xml:space="preserve">Authorization</w:t>
       </w:r>
     </w:p>
-    <w:bookmarkStart w:id="41" w:name="resource-level-authorization"/>
+    <w:bookmarkStart w:id="41" w:name="_ea7458f1c517e163e4c33e527853f16a851511d"/>
     <w:p>
       <w:pPr>
         <w:pStyle w:val="Overskrift3"/>
@@ -1772,7 +1818,7 @@
         <w:t xml:space="preserve">.</w:t>
       </w:r>
     </w:p>
-    <w:bookmarkStart w:id="30" w:name="anonymous"/>
+    <w:bookmarkStart w:id="30" w:name="_anonymous"/>
     <w:p>
       <w:pPr>
         <w:pStyle w:val="Overskrift4"/>
@@ -1790,7 +1836,7 @@
       </w:r>
     </w:p>
     <w:bookmarkEnd w:id="30"/>
-    <w:bookmarkStart w:id="31" w:name="entity"/>
+    <w:bookmarkStart w:id="31" w:name="_entity"/>
     <w:p>
       <w:pPr>
         <w:pStyle w:val="Overskrift4"/>
@@ -1808,7 +1854,7 @@
       </w:r>
     </w:p>
     <w:bookmarkEnd w:id="31"/>
-    <w:bookmarkStart w:id="32" w:name="common"/>
+    <w:bookmarkStart w:id="32" w:name="_common"/>
     <w:p>
       <w:pPr>
         <w:pStyle w:val="Overskrift4"/>
@@ -1903,7 +1949,7 @@
       </w:tr>
     </w:tbl>
     <w:bookmarkEnd w:id="32"/>
-    <w:bookmarkStart w:id="33" w:name="balance-responsible-party"/>
+    <w:bookmarkStart w:id="33" w:name="_33d042ea865d9ccdd21972e4941eb9a3e57dea9"/>
     <w:p>
       <w:pPr>
         <w:pStyle w:val="Overskrift4"/>
@@ -1921,7 +1967,7 @@
       </w:r>
     </w:p>
     <w:bookmarkEnd w:id="33"/>
-    <w:bookmarkStart w:id="34" w:name="end-user"/>
+    <w:bookmarkStart w:id="34" w:name="_587ff7c550b65da706cc6ed28c28196eac21d0d"/>
     <w:p>
       <w:pPr>
         <w:pStyle w:val="Overskrift4"/>
@@ -1939,7 +1985,7 @@
       </w:r>
     </w:p>
     <w:bookmarkEnd w:id="34"/>
-    <w:bookmarkStart w:id="35" w:name="energy-supplier"/>
+    <w:bookmarkStart w:id="35" w:name="_0ae40e3cd02a5e6cf223650bdd6f54d616f5022"/>
     <w:p>
       <w:pPr>
         <w:pStyle w:val="Overskrift4"/>
@@ -1957,7 +2003,7 @@
       </w:r>
     </w:p>
     <w:bookmarkEnd w:id="35"/>
-    <w:bookmarkStart w:id="36" w:name="flexibility-information-system-operator"/>
+    <w:bookmarkStart w:id="36" w:name="_205d448ec611aeec17125b0a6a21826729c6ace"/>
     <w:p>
       <w:pPr>
         <w:pStyle w:val="Overskrift4"/>
@@ -2052,7 +2098,7 @@
       </w:tr>
     </w:tbl>
     <w:bookmarkEnd w:id="36"/>
-    <w:bookmarkStart w:id="37" w:name="organisation"/>
+    <w:bookmarkStart w:id="37" w:name="_organisation"/>
     <w:p>
       <w:pPr>
         <w:pStyle w:val="Overskrift4"/>
@@ -2070,7 +2116,7 @@
       </w:r>
     </w:p>
     <w:bookmarkEnd w:id="37"/>
-    <w:bookmarkStart w:id="38" w:name="system-operator"/>
+    <w:bookmarkStart w:id="38" w:name="_fc1969e12ffa04b3f787795e7ddfde406a09f5a"/>
     <w:p>
       <w:pPr>
         <w:pStyle w:val="Overskrift4"/>
@@ -2088,7 +2134,7 @@
       </w:r>
     </w:p>
     <w:bookmarkEnd w:id="38"/>
-    <w:bookmarkStart w:id="39" w:name="service-provider"/>
+    <w:bookmarkStart w:id="39" w:name="_b462e6d210ec9c712e4b2292c76af28fc130787"/>
     <w:p>
       <w:pPr>
         <w:pStyle w:val="Overskrift4"/>
@@ -2106,7 +2152,7 @@
       </w:r>
     </w:p>
     <w:bookmarkEnd w:id="39"/>
-    <w:bookmarkStart w:id="40" w:name="third-party"/>
+    <w:bookmarkStart w:id="40" w:name="_27deb66bcd01342a3df78b2190e8adbdc1219d6"/>
     <w:p>
       <w:pPr>
         <w:pStyle w:val="Overskrift4"/>
@@ -2125,7 +2171,7 @@
     </w:p>
     <w:bookmarkEnd w:id="40"/>
     <w:bookmarkEnd w:id="41"/>
-    <w:bookmarkStart w:id="43" w:name="field-level-authorization"/>
+    <w:bookmarkStart w:id="43" w:name="_12ddb80e42fe95428c38865dcd3a67097e70e69"/>
     <w:p>
       <w:pPr>
         <w:pStyle w:val="Overskrift3"/>

--- a/download/notice.docx
+++ b/download/notice.docx
@@ -72,10 +72,10 @@
         <w:tblLook w:firstRow="1" w:lastRow="0" w:firstColumn="0" w:lastColumn="0" w:noHBand="0" w:noVBand="0" w:val="0020"/>
       </w:tblPr>
       <w:tblGrid>
-        <w:gridCol w:w="2103"/>
-        <w:gridCol w:w="2202"/>
-        <w:gridCol w:w="470"/>
-        <w:gridCol w:w="3143"/>
+        <w:gridCol w:w="2077"/>
+        <w:gridCol w:w="2273"/>
+        <w:gridCol w:w="464"/>
+        <w:gridCol w:w="3104"/>
       </w:tblGrid>
       <w:tr>
         <w:trPr>
@@ -451,7 +451,7 @@
               <w:pStyle w:val="Compact"/>
             </w:pPr>
             <w:r>
-              <w:t xml:space="preserve">Inconsistency: CU registered in multiple SPGs with active applications for the same product</w:t>
+              <w:t xml:space="preserve">Inconsistency: CU registered in multiple SPGs with applications for the same product</w:t>
             </w:r>
           </w:p>
         </w:tc>
@@ -473,7 +473,7 @@
               <w:pStyle w:val="Compact"/>
             </w:pPr>
             <w:r>
-              <w:t xml:space="preserve">Remove the CU from one of the SPGs or cancel one of the conflicting product applications</w:t>
+              <w:t xml:space="preserve">Remove the CU from one of the SPGs</w:t>
             </w:r>
           </w:p>
         </w:tc>
@@ -612,6 +612,52 @@
             </w:pPr>
             <w:r>
               <w:t xml:space="preserve">Delete party to match the latest data fetched from the external source</w:t>
+            </w:r>
+          </w:p>
+        </w:tc>
+      </w:tr>
+      <w:tr>
+        <w:tc>
+          <w:tcPr/>
+          <w:p>
+            <w:pPr>
+              <w:pStyle w:val="Compact"/>
+            </w:pPr>
+            <w:r>
+              <w:t xml:space="preserve">no.elhub.flex.party.incompatible</w:t>
+            </w:r>
+          </w:p>
+        </w:tc>
+        <w:tc>
+          <w:tcPr/>
+          <w:p>
+            <w:pPr>
+              <w:pStyle w:val="Compact"/>
+            </w:pPr>
+            <w:r>
+              <w:t xml:space="preserve">Person has access (ownership or membership) to parties of incompatible groups (SP vs SO)</w:t>
+            </w:r>
+          </w:p>
+        </w:tc>
+        <w:tc>
+          <w:tcPr/>
+          <w:p>
+            <w:pPr>
+              <w:pStyle w:val="Compact"/>
+            </w:pPr>
+            <w:r>
+              <w:t xml:space="preserve">FISO</w:t>
+            </w:r>
+          </w:p>
+        </w:tc>
+        <w:tc>
+          <w:tcPr/>
+          <w:p>
+            <w:pPr>
+              <w:pStyle w:val="Compact"/>
+            </w:pPr>
+            <w:r>
+              <w:t xml:space="preserve">Review the parties and memberships of the entity and remove the incompatible access</w:t>
             </w:r>
           </w:p>
         </w:tc>
